--- a/results/Magauiya_v1.1_report_RU.docx
+++ b/results/Magauiya_v1.1_report_RU.docx
@@ -13,7 +13,7 @@
           <w:i w:val="0"/>
           <w:sz w:val="28"/>
         </w:rPr>
-        <w:t>Magauiya v1.1: технический отчёт по анализу 53 видеозаписей</w:t>
+        <w:t>Magauiya: ver. inner peace 1.1 C — технический отчёт по анализу 53 видеозаписей</w:t>
       </w:r>
     </w:p>
     <w:p>
@@ -1658,7 +1658,7 @@
           <w:b w:val="0"/>
           <w:i w:val="0"/>
         </w:rPr>
-        <w:t>Отсев дебриса снизил оценку концентрации в медиане на 37% (от 8 до 92%); сильнее всего — в образцах с низкой концентрацией (рисунок 3).</w:t>
+        <w:t>Отсев дебриса снизил оценку концентрации в медиане на 37% (от 8 до 92%); сильнее всего — в образцах с низкой концентрацией (рисунок 5).</w:t>
       </w:r>
     </w:p>
     <w:p>
@@ -2831,8 +2831,112 @@
       <w:r>
         <w:drawing>
           <wp:inline xmlns:a="http://schemas.openxmlformats.org/drawingml/2006/main" xmlns:pic="http://schemas.openxmlformats.org/drawingml/2006/picture">
+            <wp:extent cx="4320000" cy="2700000"/>
+            <wp:docPr id="1" name="Picture 1"/>
+            <wp:cNvGraphicFramePr>
+              <a:graphicFrameLocks noChangeAspect="1"/>
+            </wp:cNvGraphicFramePr>
+            <a:graphic>
+              <a:graphicData uri="http://schemas.openxmlformats.org/drawingml/2006/picture">
+                <pic:pic>
+                  <pic:nvPicPr>
+                    <pic:cNvPr id="0" name="photo_detection_ru.png"/>
+                    <pic:cNvPicPr/>
+                  </pic:nvPicPr>
+                  <pic:blipFill>
+                    <a:blip r:embed="rId10"/>
+                    <a:stretch>
+                      <a:fillRect/>
+                    </a:stretch>
+                  </pic:blipFill>
+                  <pic:spPr>
+                    <a:xfrm>
+                      <a:off x="0" y="0"/>
+                      <a:ext cx="4320000" cy="2700000"/>
+                    </a:xfrm>
+                    <a:prstGeom prst="rect"/>
+                  </pic:spPr>
+                </pic:pic>
+              </a:graphicData>
+            </a:graphic>
+          </wp:inline>
+        </w:drawing>
+      </w:r>
+    </w:p>
+    <w:p>
+      <w:pPr>
+        <w:spacing w:after="120"/>
+        <w:jc w:val="center"/>
+      </w:pPr>
+      <w:r>
+        <w:rPr>
+          <w:b w:val="0"/>
+          <w:i w:val="0"/>
+        </w:rPr>
+        <w:t>Рисунок 1 – Фрагмент кадра образца s28 (кадр подсчёта): синие окружности — объекты, признанные сперматозоидами; красные крестики — объекты, отнесённые классификатором v1.1 к дебрису. Объекты у линий сетки и у края кадра в подсчёт не входят и не отмечены</w:t>
+      </w:r>
+    </w:p>
+    <w:p>
+      <w:pPr>
+        <w:jc w:val="center"/>
+      </w:pPr>
+      <w:r>
+        <w:drawing>
+          <wp:inline xmlns:a="http://schemas.openxmlformats.org/drawingml/2006/main" xmlns:pic="http://schemas.openxmlformats.org/drawingml/2006/picture">
+            <wp:extent cx="4320000" cy="2700000"/>
+            <wp:docPr id="2" name="Picture 2"/>
+            <wp:cNvGraphicFramePr>
+              <a:graphicFrameLocks noChangeAspect="1"/>
+            </wp:cNvGraphicFramePr>
+            <a:graphic>
+              <a:graphicData uri="http://schemas.openxmlformats.org/drawingml/2006/picture">
+                <pic:pic>
+                  <pic:nvPicPr>
+                    <pic:cNvPr id="0" name="photo_tracking_ru.png"/>
+                    <pic:cNvPicPr/>
+                  </pic:nvPicPr>
+                  <pic:blipFill>
+                    <a:blip r:embed="rId11"/>
+                    <a:stretch>
+                      <a:fillRect/>
+                    </a:stretch>
+                  </pic:blipFill>
+                  <pic:spPr>
+                    <a:xfrm>
+                      <a:off x="0" y="0"/>
+                      <a:ext cx="4320000" cy="2700000"/>
+                    </a:xfrm>
+                    <a:prstGeom prst="rect"/>
+                  </pic:spPr>
+                </pic:pic>
+              </a:graphicData>
+            </a:graphic>
+          </wp:inline>
+        </w:drawing>
+      </w:r>
+    </w:p>
+    <w:p>
+      <w:pPr>
+        <w:spacing w:after="120"/>
+        <w:jc w:val="center"/>
+      </w:pPr>
+      <w:r>
+        <w:rPr>
+          <w:b w:val="0"/>
+          <w:i w:val="0"/>
+        </w:rPr>
+        <w:t>Рисунок 2 – Траектории сперматозоидов за 2 с, заканчивающиеся на том же кадре (образец s28); цвет — класс ВОЗ-6, точка — положение головки на показанном кадре</w:t>
+      </w:r>
+    </w:p>
+    <w:p>
+      <w:pPr>
+        <w:jc w:val="center"/>
+      </w:pPr>
+      <w:r>
+        <w:drawing>
+          <wp:inline xmlns:a="http://schemas.openxmlformats.org/drawingml/2006/main" xmlns:pic="http://schemas.openxmlformats.org/drawingml/2006/picture">
             <wp:extent cx="4320000" cy="2158476"/>
-            <wp:docPr id="1" name="Picture 1"/>
+            <wp:docPr id="3" name="Picture 3"/>
             <wp:cNvGraphicFramePr>
               <a:graphicFrameLocks noChangeAspect="1"/>
             </wp:cNvGraphicFramePr>
@@ -2844,7 +2948,7 @@
                     <pic:cNvPicPr/>
                   </pic:nvPicPr>
                   <pic:blipFill>
-                    <a:blip r:embed="rId10"/>
+                    <a:blip r:embed="rId12"/>
                     <a:stretch>
                       <a:fillRect/>
                     </a:stretch>
@@ -2873,7 +2977,7 @@
           <w:b w:val="0"/>
           <w:i w:val="0"/>
         </w:rPr>
-        <w:t>Рисунок 1 – Концентрация сперматозоидов в 53 образцах (95% ДИ; пунктир — нижняя граница ВОЗ-6, 16 млн/мл)</w:t>
+        <w:t>Рисунок 3 – Концентрация сперматозоидов в 53 образцах (95% ДИ; пунктир — нижняя граница ВОЗ-6, 16 млн/мл)</w:t>
       </w:r>
     </w:p>
     <w:p>
@@ -2884,7 +2988,7 @@
         <w:drawing>
           <wp:inline xmlns:a="http://schemas.openxmlformats.org/drawingml/2006/main" xmlns:pic="http://schemas.openxmlformats.org/drawingml/2006/picture">
             <wp:extent cx="4320000" cy="2518222"/>
-            <wp:docPr id="2" name="Picture 2"/>
+            <wp:docPr id="4" name="Picture 4"/>
             <wp:cNvGraphicFramePr>
               <a:graphicFrameLocks noChangeAspect="1"/>
             </wp:cNvGraphicFramePr>
@@ -2896,7 +3000,7 @@
                     <pic:cNvPicPr/>
                   </pic:nvPicPr>
                   <pic:blipFill>
-                    <a:blip r:embed="rId11"/>
+                    <a:blip r:embed="rId13"/>
                     <a:stretch>
                       <a:fillRect/>
                     </a:stretch>
@@ -2925,7 +3029,7 @@
           <w:b w:val="0"/>
           <w:i w:val="0"/>
         </w:rPr>
-        <w:t>Рисунок 2 – Распределение по классам подвижности ВОЗ-6 (образцы упорядочены по PR; пунктир — нижняя граница PR, 30%)</w:t>
+        <w:t>Рисунок 4 – Распределение по классам подвижности ВОЗ-6 (образцы упорядочены по PR; пунктир — нижняя граница PR, 30%)</w:t>
       </w:r>
     </w:p>
     <w:p>
@@ -2936,7 +3040,7 @@
         <w:drawing>
           <wp:inline xmlns:a="http://schemas.openxmlformats.org/drawingml/2006/main" xmlns:pic="http://schemas.openxmlformats.org/drawingml/2006/picture">
             <wp:extent cx="3240000" cy="3049412"/>
-            <wp:docPr id="3" name="Picture 3"/>
+            <wp:docPr id="5" name="Picture 5"/>
             <wp:cNvGraphicFramePr>
               <a:graphicFrameLocks noChangeAspect="1"/>
             </wp:cNvGraphicFramePr>
@@ -2948,7 +3052,7 @@
                     <pic:cNvPicPr/>
                   </pic:nvPicPr>
                   <pic:blipFill>
-                    <a:blip r:embed="rId12"/>
+                    <a:blip r:embed="rId14"/>
                     <a:stretch>
                       <a:fillRect/>
                     </a:stretch>
@@ -2977,7 +3081,7 @@
           <w:b w:val="0"/>
           <w:i w:val="0"/>
         </w:rPr>
-        <w:t>Рисунок 3 – Концентрация до и после отсева дебриса классификатором v1.1</w:t>
+        <w:t>Рисунок 5 – Концентрация до и после отсева дебриса классификатором v1.1</w:t>
       </w:r>
     </w:p>
     <w:p>

--- a/results/Magauiya_v1.1_report_RU.docx
+++ b/results/Magauiya_v1.1_report_RU.docx
@@ -547,7 +547,301 @@
           <w:b/>
           <w:i w:val="0"/>
         </w:rPr>
-        <w:t>3. Параметры обработки</w:t>
+        <w:t>3. Обоснование метода</w:t>
+      </w:r>
+    </w:p>
+    <w:p>
+      <w:pPr>
+        <w:keepNext/>
+        <w:spacing w:after="0"/>
+        <w:jc w:val="left"/>
+      </w:pPr>
+      <w:r>
+        <w:rPr>
+          <w:b/>
+          <w:i/>
+        </w:rPr>
+        <w:t>Назначение и общий подход</w:t>
+      </w:r>
+    </w:p>
+    <w:p>
+      <w:pPr>
+        <w:spacing w:after="0"/>
+        <w:ind w:firstLine="709"/>
+        <w:jc w:val="both"/>
+      </w:pPr>
+      <w:r>
+        <w:rPr>
+          <w:b w:val="0"/>
+          <w:i w:val="0"/>
+        </w:rPr>
+        <w:t>Ручная оценка концентрации и подвижности остаётся основой анализа эякулята, но зависит от опыта лаборанта и короткого времени наблюдения; руководство ВОЗ 6-го издания требует стандартизации и контроля качества именно этих этапов [1, 2]. Системы компьютерного анализа спермы (CASA) измеряют траекторию каждой клетки и потому объективнее, однако чувствительны к дебрису, высокой концентрации, частоте кадров и настройкам, а их согласие с ручным методом снижается при наличии неспермальных частиц [3–5]. Magauiya решает ту же задачу по обычной записи с камеры микроскопа, без специализированного оборудования, и выдаёт результат в терминах ВОЗ-5 и ВОЗ-6.</w:t>
+      </w:r>
+    </w:p>
+    <w:p>
+      <w:pPr>
+        <w:keepNext/>
+        <w:spacing w:after="0"/>
+        <w:jc w:val="left"/>
+      </w:pPr>
+      <w:r>
+        <w:rPr>
+          <w:b/>
+          <w:i/>
+        </w:rPr>
+        <w:t>Счётная камера</w:t>
+      </w:r>
+    </w:p>
+    <w:p>
+      <w:pPr>
+        <w:spacing w:after="0"/>
+        <w:ind w:firstLine="709"/>
+        <w:jc w:val="both"/>
+      </w:pPr>
+      <w:r>
+        <w:rPr>
+          <w:b w:val="0"/>
+          <w:i w:val="0"/>
+        </w:rPr>
+        <w:t>Использована камера Маклера глубиной 10 мкм: концентрацию можно определять без разведения, а подвижность — в том же препарате [6]. Известная глубина слоя позволяет пересчитать число клеток в видимой площади кадра в концентрацию (C = ΣN / (ΣS · h)). Сетка 100 × 100 мкм на покровном стекле служит одновременно эталоном масштаба и неподвижным ориентиром для компенсации перемещения столика.</w:t>
+      </w:r>
+    </w:p>
+    <w:p>
+      <w:pPr>
+        <w:keepNext/>
+        <w:spacing w:after="0"/>
+        <w:jc w:val="left"/>
+      </w:pPr>
+      <w:r>
+        <w:rPr>
+          <w:b/>
+          <w:i/>
+        </w:rPr>
+        <w:t>Компенсация перемещения столика</w:t>
+      </w:r>
+    </w:p>
+    <w:p>
+      <w:pPr>
+        <w:spacing w:after="0"/>
+        <w:ind w:firstLine="709"/>
+        <w:jc w:val="both"/>
+      </w:pPr>
+      <w:r>
+        <w:rPr>
+          <w:b w:val="0"/>
+          <w:i w:val="0"/>
+        </w:rPr>
+        <w:t>Во время записи оператор перемещал столик между полями зрения, поэтому смещение кадра нужно было вычесть из координат клеток, иначе неподвижные объекты получали бы ложную скорость. Сдвиг между соседними кадрами определялся фазовой корреляцией с уточнением положения пика до долей пикселя [7]. Тёмные линии сетки дают выраженный однозначный пик даже при большом числе подвижных клеток. Кадры со сдвигом больше 6 пикселей исключались из трекинга (смазывание), а для подсчёта концентрации использовались только кадры со сдвигом меньше 1,5 пикселя.</w:t>
+      </w:r>
+    </w:p>
+    <w:p>
+      <w:pPr>
+        <w:keepNext/>
+        <w:spacing w:after="0"/>
+        <w:jc w:val="left"/>
+      </w:pPr>
+      <w:r>
+        <w:rPr>
+          <w:b/>
+          <w:i/>
+        </w:rPr>
+        <w:t>Детекция головок</w:t>
+      </w:r>
+    </w:p>
+    <w:p>
+      <w:pPr>
+        <w:spacing w:after="0"/>
+        <w:ind w:firstLine="709"/>
+        <w:jc w:val="both"/>
+      </w:pPr>
+      <w:r>
+        <w:rPr>
+          <w:b w:val="0"/>
+          <w:i w:val="0"/>
+        </w:rPr>
+        <w:t>В светлом поле головка сперматозоида выглядит как контрастный овал размером около 15 пикселей. Для её выделения применена сумма морфологических преобразований black-hat и top-hat, которые подчёркивают объекты заданного размера, тёмные и светлые соответственно, независимо от неравномерности фона [8]. Координата объекта определялась центром масс, взвешенным по яркости карты контраста, что даёт субпиксельную точность, принятую в видеомикроскопии частиц [9]. Зоны вдоль линий сетки и у края кадра исключались, поскольку головки там видны лишь частично; их площадь вычиталась из площади подсчёта.</w:t>
+      </w:r>
+    </w:p>
+    <w:p>
+      <w:pPr>
+        <w:keepNext/>
+        <w:spacing w:after="0"/>
+        <w:jc w:val="left"/>
+      </w:pPr>
+      <w:r>
+        <w:rPr>
+          <w:b/>
+          <w:i/>
+        </w:rPr>
+        <w:t>Построение траекторий</w:t>
+      </w:r>
+    </w:p>
+    <w:p>
+      <w:pPr>
+        <w:spacing w:after="0"/>
+        <w:ind w:firstLine="709"/>
+        <w:jc w:val="both"/>
+      </w:pPr>
+      <w:r>
+        <w:rPr>
+          <w:b w:val="0"/>
+          <w:i w:val="0"/>
+        </w:rPr>
+        <w:t>Детекции соседних кадров связывались в траектории решением задачи о назначениях (венгерский алгоритм) с предсказанием положения по последней скорости — подход, стандартный для трекинга множества частиц в живых системах [10]. Радиус поиска 7,5 мкм за кадр заведомо превышает перемещение сперматозоида человека за 1/25 с; допускался пропуск до двух кадров при кратковременной потере контраста.</w:t>
+      </w:r>
+    </w:p>
+    <w:p>
+      <w:pPr>
+        <w:keepNext/>
+        <w:spacing w:after="0"/>
+        <w:jc w:val="left"/>
+      </w:pPr>
+      <w:r>
+        <w:rPr>
+          <w:b/>
+          <w:i/>
+        </w:rPr>
+        <w:t>Кинематика и классы подвижности</w:t>
+      </w:r>
+    </w:p>
+    <w:p>
+      <w:pPr>
+        <w:spacing w:after="0"/>
+        <w:ind w:firstLine="709"/>
+        <w:jc w:val="both"/>
+      </w:pPr>
+      <w:r>
+        <w:rPr>
+          <w:b w:val="0"/>
+          <w:i w:val="0"/>
+        </w:rPr>
+        <w:t>Для каждой траектории рассчитывались стандартные параметры CASA — VCL, VSL, VAP, LIN, STR, WOB, ALH и BCF [3, 4]. Криволинейная скорость и связанные с ней показатели сильно зависят от частоты кадров [3, 4], поэтому для отнесения к классам использована скорость продвижения — медиана смещения сглаженной траектории за 1 с. Она ближе всего к определению ВОЗ («расстояние, пройденное за секунду») и мало зависит от частоты съёмки. В 6-м издании ВОЗ вновь разделила прогрессивную подвижность на быструю (a, ≥ 25 мкм/с) и медленную (b, 5–25 мкм/с) [1, 11]; классы ВОЗ-5 получены объединением: PR = a + b, NP = c, IM = d. Доли классов взвешивались по времени наблюдения каждой траектории: быстрые клетки чаще выходят из поля зрения и теряются, и простой подсчёт траекторий занижал бы долю подвижных.</w:t>
+      </w:r>
+    </w:p>
+    <w:p>
+      <w:pPr>
+        <w:keepNext/>
+        <w:spacing w:after="0"/>
+        <w:jc w:val="left"/>
+      </w:pPr>
+      <w:r>
+        <w:rPr>
+          <w:b/>
+          <w:i/>
+        </w:rPr>
+        <w:t>Отсев дебриса</w:t>
+      </w:r>
+    </w:p>
+    <w:p>
+      <w:pPr>
+        <w:spacing w:after="0"/>
+        <w:ind w:firstLine="709"/>
+        <w:jc w:val="both"/>
+      </w:pPr>
+      <w:r>
+        <w:rPr>
+          <w:b w:val="0"/>
+          <w:i w:val="0"/>
+        </w:rPr>
+        <w:t>Дебрис, круглые клетки и агрегаты — основной источник систематической ошибки CASA при анализе эякулята человека [4, 5]. Простые морфометрические признаки не разделили головки и дебрис, поэтому был обучен классификатор по внешнему виду объекта: градиентный бустинг деревьев решений (HistGradientBoostingClassifier, scikit-learn) [12] на 110 признаках, инвариантных к повороту. Качество оценивалось только на видео, не участвовавших в обучении, чтобы исключить переобучение на особенностях конкретной записи. Методы машинного обучения для анализа видео сперматозоидов активно развиваются, в том числе на открытых наборах данных [13].</w:t>
+      </w:r>
+    </w:p>
+    <w:p>
+      <w:pPr>
+        <w:keepNext/>
+        <w:spacing w:after="0"/>
+        <w:jc w:val="left"/>
+      </w:pPr>
+      <w:r>
+        <w:rPr>
+          <w:b/>
+          <w:i/>
+        </w:rPr>
+        <w:t>Концентрация и её точность</w:t>
+      </w:r>
+    </w:p>
+    <w:p>
+      <w:pPr>
+        <w:spacing w:after="0"/>
+        <w:ind w:firstLine="709"/>
+        <w:jc w:val="both"/>
+      </w:pPr>
+      <w:r>
+        <w:rPr>
+          <w:b w:val="0"/>
+          <w:i w:val="0"/>
+        </w:rPr>
+        <w:t>Концентрация рассчитывалась по каждому третьему неподвижному кадру по всей видимой площади, а не по отдельным квадратам сетки; это увеличивает число учтённых клеток, которое ВОЗ рассматривает как основной фактор погрешности подсчёта [1]. Последовательные кадры одного поля зрения не независимы, поэтому 95% доверительный интервал рассчитывался по разбросу концентрации между полями зрения.</w:t>
+      </w:r>
+    </w:p>
+    <w:p>
+      <w:pPr>
+        <w:keepNext/>
+        <w:spacing w:after="0"/>
+        <w:jc w:val="left"/>
+      </w:pPr>
+      <w:r>
+        <w:rPr>
+          <w:b/>
+          <w:i/>
+        </w:rPr>
+        <w:t>Интерпретация через процентили</w:t>
+      </w:r>
+    </w:p>
+    <w:p>
+      <w:pPr>
+        <w:spacing w:after="0"/>
+        <w:ind w:firstLine="709"/>
+        <w:jc w:val="both"/>
+      </w:pPr>
+      <w:r>
+        <w:rPr>
+          <w:b w:val="0"/>
+          <w:i w:val="0"/>
+        </w:rPr>
+        <w:t>Каждый показатель сопоставлялся с распределением ВОЗ 2021 для мужчин, у партнёрш которых беременность наступила в течение 12 месяцев [1, 14]. Нижняя референсная граница — 5-й процентиль этого распределения. Процентиль показывает положение образца среди фертильных мужчин и не является вероятностью зачатия: распределение не содержит данных о бесплодных парах [14].</w:t>
+      </w:r>
+    </w:p>
+    <w:p>
+      <w:pPr>
+        <w:keepNext/>
+        <w:spacing w:after="0"/>
+        <w:jc w:val="left"/>
+      </w:pPr>
+      <w:r>
+        <w:rPr>
+          <w:b/>
+          <w:i/>
+        </w:rPr>
+        <w:t>План валидации</w:t>
+      </w:r>
+    </w:p>
+    <w:p>
+      <w:pPr>
+        <w:spacing w:after="0"/>
+        <w:ind w:firstLine="709"/>
+        <w:jc w:val="both"/>
+      </w:pPr>
+      <w:r>
+        <w:rPr>
+          <w:b w:val="0"/>
+          <w:i w:val="0"/>
+        </w:rPr>
+        <w:t>Для оценки точности программы необходимо сравнение с ручным анализом тех же образцов. Согласие методов предполагается оценивать анализом Бланда–Альтмана (систематическое расхождение и 95% пределы согласия) [15], дополнительно — коэффициентом внутриклассовой корреляции и согласием категорий «норма / ниже нормы», как это делается в исследованиях валидности CASA [5].</w:t>
+      </w:r>
+    </w:p>
+    <w:p>
+      <w:pPr>
+        <w:keepNext/>
+        <w:spacing w:after="0" w:before="200"/>
+        <w:jc w:val="left"/>
+      </w:pPr>
+      <w:r>
+        <w:rPr>
+          <w:b/>
+          <w:i w:val="0"/>
+        </w:rPr>
+        <w:t>4. Параметры обработки</w:t>
       </w:r>
     </w:p>
     <w:p>
@@ -1007,7 +1301,7 @@
           <w:b/>
           <w:i w:val="0"/>
         </w:rPr>
-        <w:t>4. Классификатор «головка / дебрис»</w:t>
+        <w:t>5. Классификатор «головка / дебрис»</w:t>
       </w:r>
     </w:p>
     <w:p>
@@ -1630,7 +1924,7 @@
           <w:b/>
           <w:i w:val="0"/>
         </w:rPr>
-        <w:t>5. Результаты</w:t>
+        <w:t>6. Результаты</w:t>
       </w:r>
     </w:p>
     <w:p>
@@ -18790,7 +19084,7 @@
           <w:b/>
           <w:i w:val="0"/>
         </w:rPr>
-        <w:t>6. Отметки о качестве</w:t>
+        <w:t>7. Отметки о качестве</w:t>
       </w:r>
     </w:p>
     <w:p>
@@ -18846,7 +19140,7 @@
           <w:b/>
           <w:i w:val="0"/>
         </w:rPr>
-        <w:t>7. Ограничения и что нужно для валидации</w:t>
+        <w:t>8. Ограничения и что нужно для валидации</w:t>
       </w:r>
     </w:p>
     <w:p>
@@ -18930,7 +19224,7 @@
           <w:b/>
           <w:i w:val="0"/>
         </w:rPr>
-        <w:t>8. Программное обеспечение</w:t>
+        <w:t>9. Программное обеспечение</w:t>
       </w:r>
     </w:p>
     <w:p>
@@ -18959,6 +19253,184 @@
           <w:i w:val="0"/>
         </w:rPr>
         <w:t>Приложенные файлы: all_samples.csv (все показатели по образцам), labeled_patches_v1.1.npz (разметка), classifier_eval.json (метрики), рисунки в 300 dpi.</w:t>
+      </w:r>
+    </w:p>
+    <w:p>
+      <w:pPr>
+        <w:keepNext/>
+        <w:spacing w:after="0" w:before="200"/>
+        <w:jc w:val="left"/>
+      </w:pPr>
+      <w:r>
+        <w:rPr>
+          <w:b/>
+          <w:i w:val="0"/>
+        </w:rPr>
+        <w:t>Литература</w:t>
+      </w:r>
+    </w:p>
+    <w:p>
+      <w:pPr>
+        <w:ind w:left="397" w:hanging="397"/>
+      </w:pPr>
+      <w:r>
+        <w:t>1. World Health Organization. WHO laboratory manual for the examination and processing of human semen. 6th ed. Geneva: World Health Organization; 2021.</w:t>
+      </w:r>
+    </w:p>
+    <w:p>
+      <w:pPr>
+        <w:ind w:left="397" w:hanging="397"/>
+      </w:pPr>
+      <w:r>
+        <w:t>2. Björndahl L, Kirkman Brown J; Editorial Board Members of the WHO Laboratory Manual for the Examination and Processing of Human Semen. The sixth edition of the WHO Laboratory Manual for the Examination and Processing of Human Semen: ensuring quality and standardization in basic examination of human ejaculates. Fertil Steril. 2022;117(2):246-251.</w:t>
+        <w:br/>
+      </w:r>
+      <w:r>
+        <w:t>doi:10.1016/j.fertnstert.2021.12.012</w:t>
+      </w:r>
+    </w:p>
+    <w:p>
+      <w:pPr>
+        <w:ind w:left="397" w:hanging="397"/>
+      </w:pPr>
+      <w:r>
+        <w:t>3. Amann RP, Waberski D. Computer-assisted sperm analysis (CASA): capabilities and potential developments. Theriogenology. 2014;81(1):5-17.</w:t>
+        <w:br/>
+      </w:r>
+      <w:r>
+        <w:t>doi:10.1016/j.theriogenology.2013.09.004</w:t>
+      </w:r>
+    </w:p>
+    <w:p>
+      <w:pPr>
+        <w:ind w:left="397" w:hanging="397"/>
+      </w:pPr>
+      <w:r>
+        <w:t>4. Mortimer ST, van der Horst G, Mortimer D. The future of computer-aided sperm analysis. Asian J Androl. 2015;17(4):545-553.</w:t>
+        <w:br/>
+      </w:r>
+      <w:r>
+        <w:t>doi:10.4103/1008-682X.154312</w:t>
+      </w:r>
+    </w:p>
+    <w:p>
+      <w:pPr>
+        <w:ind w:left="397" w:hanging="397"/>
+      </w:pPr>
+      <w:r>
+        <w:t>5. Finelli R, Leisegang K, Tumallapalli S, Henkel R, Agarwal A. The validity and reliability of computer-aided semen analyzers in performing semen analysis: a systematic review. Transl Androl Urol. 2021;10(7):3069-3079.</w:t>
+        <w:br/>
+      </w:r>
+      <w:r>
+        <w:t>doi:10.21037/tau-21-276</w:t>
+      </w:r>
+    </w:p>
+    <w:p>
+      <w:pPr>
+        <w:ind w:left="397" w:hanging="397"/>
+      </w:pPr>
+      <w:r>
+        <w:t>6. Makler A. The improved ten-micrometer chamber for rapid sperm count and motility evaluation. Fertil Steril. 1980;33(3):337-338.</w:t>
+        <w:br/>
+      </w:r>
+      <w:r>
+        <w:t>doi:10.1016/S0015-0282(16)44606-6</w:t>
+      </w:r>
+    </w:p>
+    <w:p>
+      <w:pPr>
+        <w:ind w:left="397" w:hanging="397"/>
+      </w:pPr>
+      <w:r>
+        <w:t>7. Foroosh H, Zerubia JB, Berthod M. Extension of phase correlation to subpixel registration. IEEE Trans Image Process. 2002;11(3):188-200.</w:t>
+        <w:br/>
+      </w:r>
+      <w:r>
+        <w:t>doi:10.1109/83.988953</w:t>
+      </w:r>
+    </w:p>
+    <w:p>
+      <w:pPr>
+        <w:ind w:left="397" w:hanging="397"/>
+      </w:pPr>
+      <w:r>
+        <w:t>8. Soille P. Morphological image analysis: principles and applications. 2nd ed. Berlin: Springer; 2003.</w:t>
+      </w:r>
+    </w:p>
+    <w:p>
+      <w:pPr>
+        <w:ind w:left="397" w:hanging="397"/>
+      </w:pPr>
+      <w:r>
+        <w:t>9. Crocker JC, Grier DG. Methods of digital video microscopy for colloidal studies. J Colloid Interface Sci. 1996;179(1):298-310.</w:t>
+        <w:br/>
+      </w:r>
+      <w:r>
+        <w:t>doi:10.1006/jcis.1996.0217</w:t>
+      </w:r>
+    </w:p>
+    <w:p>
+      <w:pPr>
+        <w:ind w:left="397" w:hanging="397"/>
+      </w:pPr>
+      <w:r>
+        <w:t>10. Jaqaman K, Loerke D, Mettlen M, Kuwata H, Grinstein S, Schmid SL, Danuser G. Robust single-particle tracking in live-cell time-lapse sequences. Nat Methods. 2008;5(8):695-702.</w:t>
+        <w:br/>
+      </w:r>
+      <w:r>
+        <w:t>doi:10.1038/nmeth.1237</w:t>
+      </w:r>
+    </w:p>
+    <w:p>
+      <w:pPr>
+        <w:ind w:left="397" w:hanging="397"/>
+      </w:pPr>
+      <w:r>
+        <w:t>11. Boitrelle F, Shah R, Saleh R, Henkel R, Kandil H, Chung E, Vogiatzi P, Zini A, Arafa M, Agarwal A. The sixth edition of the WHO manual for human semen analysis: a critical review and SWOT analysis. Life (Basel). 2021;11(12):1368.</w:t>
+        <w:br/>
+      </w:r>
+      <w:r>
+        <w:t>doi:10.3390/life11121368</w:t>
+      </w:r>
+    </w:p>
+    <w:p>
+      <w:pPr>
+        <w:ind w:left="397" w:hanging="397"/>
+      </w:pPr>
+      <w:r>
+        <w:t>12. Pedregosa F, Varoquaux G, Gramfort A, Michel V, Thirion B, Grisel O, Blondel M, Prettenhofer P, Weiss R, Dubourg V, Vanderplas J, Passos A, Cournapeau D, Brucher M, Perrot M, Duchesnay É. Scikit-learn: machine learning in Python. J Mach Learn Res. 2011;12:2825-2830.</w:t>
+      </w:r>
+    </w:p>
+    <w:p>
+      <w:pPr>
+        <w:ind w:left="397" w:hanging="397"/>
+      </w:pPr>
+      <w:r>
+        <w:t>13. Thambawita V, Hicks SA, Storås AM, Nguyen T, Andersen JM, Witczak O, Haugen TB, Hammer HL, Halvorsen P, Riegler MA. VISEM-Tracking, a human spermatozoa tracking dataset. Sci Data. 2023;10(1):260.</w:t>
+        <w:br/>
+      </w:r>
+      <w:r>
+        <w:t>doi:10.1038/s41597-023-02173-4</w:t>
+      </w:r>
+    </w:p>
+    <w:p>
+      <w:pPr>
+        <w:ind w:left="397" w:hanging="397"/>
+      </w:pPr>
+      <w:r>
+        <w:t>14. Campbell MJ, Lotti F, Baldi E, Schlatt S, Festin MPR, Björndahl L, Toskin I, Barratt CLR. Distribution of semen examination results 2020 – a follow up of data collated for the WHO semen analysis manual 2010. Andrology. 2021;9(3):817-822.</w:t>
+        <w:br/>
+      </w:r>
+      <w:r>
+        <w:t>doi:10.1111/andr.12983</w:t>
+      </w:r>
+    </w:p>
+    <w:p>
+      <w:pPr>
+        <w:ind w:left="397" w:hanging="397"/>
+      </w:pPr>
+      <w:r>
+        <w:t>15. Bland JM, Altman DG. Statistical methods for assessing agreement between two methods of clinical measurement. Lancet. 1986;1(8476):307-310.</w:t>
       </w:r>
     </w:p>
     <w:sectPr>
